--- a/templates/invoice/op/id/dp.docx
+++ b/templates/invoice/op/id/dp.docx
@@ -233,7 +233,7 @@
         <w:rPr>
           <w:u w:val="thick"/>
         </w:rPr>
-        <w:t xml:space="preserve">Tagihan Invoice {invoice_label} Drawing MEP {project_name}</w:t>
+        <w:t xml:space="preserve">Tagihan Invoice {invoice_label} Drawing MEP Proyek {project_name}</w:t>
       </w:r>
       <w:r>
         <w:t xml:space="preserve"/>
